--- a/fixtures/modern-accent/modern-accent-references-letter.docx
+++ b/fixtures/modern-accent/modern-accent-references-letter.docx
@@ -113,7 +113,7 @@
         <w:rPr>
           <w:rtl w:val="0"/>
         </w:rPr>
-        <w:t xml:space="preserve">Larkspur Health</w:t>
+        <w:t xml:space="preserve">Wrenfold Health</w:t>
       </w:r>
     </w:p>
     <w:p>
@@ -200,7 +200,7 @@
         <w:rPr>
           <w:rtl w:val="0"/>
         </w:rPr>
-        <w:t xml:space="preserve">Larkspur Health</w:t>
+        <w:t xml:space="preserve">Wrenfold Health</w:t>
       </w:r>
     </w:p>
     <w:p>
@@ -287,7 +287,7 @@
         <w:rPr>
           <w:rtl w:val="0"/>
         </w:rPr>
-        <w:t xml:space="preserve">Cobalt Lane Studio</w:t>
+        <w:t xml:space="preserve">Larchpenny Studio</w:t>
       </w:r>
     </w:p>
     <w:p>

--- a/fixtures/modern-accent/modern-accent-references-letter.docx
+++ b/fixtures/modern-accent/modern-accent-references-letter.docx
@@ -127,7 +127,7 @@
           <w:rPr>
             <w:rtl w:val="0"/>
           </w:rPr>
-          <w:t xml:space="preserve">elena.vargas@larkspurhealth.com</w:t>
+          <w:t xml:space="preserve">elena.vargas@example.com</w:t>
         </w:r>
       </w:hyperlink>
       <w:r>
@@ -214,7 +214,7 @@
           <w:rPr>
             <w:rtl w:val="0"/>
           </w:rPr>
-          <w:t xml:space="preserve">tom.becker@larkspurhealth.com</w:t>
+          <w:t xml:space="preserve">tom.becker@example.com</w:t>
         </w:r>
       </w:hyperlink>
       <w:r>
@@ -301,7 +301,7 @@
           <w:rPr>
             <w:rtl w:val="0"/>
           </w:rPr>
-          <w:t xml:space="preserve">naomi@cobaltlane.studio</w:t>
+          <w:t xml:space="preserve">naomi@example.com</w:t>
         </w:r>
       </w:hyperlink>
       <w:r>

--- a/fixtures/modern-accent/modern-accent-references-letter.docx
+++ b/fixtures/modern-accent/modern-accent-references-letter.docx
@@ -31,7 +31,7 @@
           <w:rPr>
             <w:rtl w:val="0"/>
           </w:rPr>
-          <w:t xml:space="preserve">priya.shah@email.com</w:t>
+          <w:t xml:space="preserve">priya.shah@example.com</w:t>
         </w:r>
       </w:hyperlink>
       <w:r>
